--- a/新需求文档/时刻表弹窗开发文档.docx
+++ b/新需求文档/时刻表弹窗开发文档.docx
@@ -9,19 +9,11 @@
           <w:rFonts w:hint="eastAsia"/>
         </w:rPr>
       </w:pPr>
-      <w:proofErr w:type="gramStart"/>
-      <w:r>
-        <w:rPr>
-          <w:rFonts w:hint="eastAsia"/>
-        </w:rPr>
-        <w:t>时刻表弹窗开发</w:t>
-      </w:r>
-      <w:proofErr w:type="gramEnd"/>
-      <w:r>
-        <w:rPr>
-          <w:rFonts w:hint="eastAsia"/>
-        </w:rPr>
-        <w:t>文档</w:t>
+      <w:r>
+        <w:rPr>
+          <w:rFonts w:hint="eastAsia"/>
+        </w:rPr>
+        <w:t>时刻表弹窗开发文档</w:t>
       </w:r>
     </w:p>
     <w:p>
@@ -75,21 +67,7 @@
         <w:rPr>
           <w:rFonts w:hint="eastAsia"/>
         </w:rPr>
-        <w:t>在游戏运行过程中用在页面右上角的按钮可以打开</w:t>
-      </w:r>
-      <w:proofErr w:type="gramStart"/>
-      <w:r>
-        <w:rPr>
-          <w:rFonts w:hint="eastAsia"/>
-        </w:rPr>
-        <w:t>本弹窗</w:t>
-      </w:r>
-      <w:proofErr w:type="gramEnd"/>
-      <w:r>
-        <w:rPr>
-          <w:rFonts w:hint="eastAsia"/>
-        </w:rPr>
-        <w:t>（注：按钮需要添加）；</w:t>
+        <w:t>在游戏运行过程中用在页面右上角的按钮可以打开本弹窗（注：按钮需要添加）；</w:t>
       </w:r>
     </w:p>
     <w:p>
@@ -125,21 +103,7 @@
         <w:rPr>
           <w:rFonts w:hint="eastAsia"/>
         </w:rPr>
-        <w:t>在</w:t>
-      </w:r>
-      <w:proofErr w:type="gramStart"/>
-      <w:r>
-        <w:rPr>
-          <w:rFonts w:hint="eastAsia"/>
-        </w:rPr>
-        <w:t>本弹窗弹出后背景</w:t>
-      </w:r>
-      <w:proofErr w:type="gramEnd"/>
-      <w:r>
-        <w:rPr>
-          <w:rFonts w:hint="eastAsia"/>
-        </w:rPr>
-        <w:t>会模糊</w:t>
+        <w:t>在本弹窗弹出后背景会模糊</w:t>
       </w:r>
     </w:p>
     <w:p>
@@ -211,21 +175,7 @@
         <w:rPr>
           <w:rFonts w:hint="eastAsia"/>
         </w:rPr>
-        <w:t>游戏</w:t>
-      </w:r>
-      <w:proofErr w:type="gramStart"/>
-      <w:r>
-        <w:rPr>
-          <w:rFonts w:hint="eastAsia"/>
-        </w:rPr>
-        <w:t>倍</w:t>
-      </w:r>
-      <w:proofErr w:type="gramEnd"/>
-      <w:r>
-        <w:rPr>
-          <w:rFonts w:hint="eastAsia"/>
-        </w:rPr>
-        <w:t>速；</w:t>
+        <w:t>游戏倍速；</w:t>
       </w:r>
     </w:p>
     <w:p>
@@ -332,19 +282,7 @@
         <w:rPr>
           <w:rFonts w:hint="eastAsia"/>
         </w:rPr>
-        <w:t>，所有大小数据都以屏幕大小为</w:t>
-      </w:r>
-      <w:r>
-        <w:rPr>
-          <w:rFonts w:hint="eastAsia"/>
-        </w:rPr>
-        <w:t>2560px *1432px</w:t>
-      </w:r>
-      <w:r>
-        <w:rPr>
-          <w:rFonts w:hint="eastAsia"/>
-        </w:rPr>
-        <w:t>做参考</w:t>
+        <w:t>，所有大小数据都以屏幕大小为2560px *1432px做参考</w:t>
       </w:r>
     </w:p>
     <w:p>
@@ -362,21 +300,7 @@
         <w:rPr>
           <w:rFonts w:hint="eastAsia"/>
         </w:rPr>
-        <w:t>背景是游戏</w:t>
-      </w:r>
-      <w:proofErr w:type="gramStart"/>
-      <w:r>
-        <w:rPr>
-          <w:rFonts w:hint="eastAsia"/>
-        </w:rPr>
-        <w:t>界面弹窗居中</w:t>
-      </w:r>
-      <w:proofErr w:type="gramEnd"/>
-      <w:r>
-        <w:rPr>
-          <w:rFonts w:hint="eastAsia"/>
-        </w:rPr>
-        <w:t>放置，以</w:t>
+        <w:t>背景是游戏界面弹窗居中放置，以</w:t>
       </w:r>
       <w:r>
         <w:rPr>
@@ -390,33 +314,11 @@
         </w:rPr>
         <w:t>大小为2560px *1432px做参考，</w:t>
       </w:r>
-      <w:proofErr w:type="gramStart"/>
-      <w:r>
-        <w:rPr>
-          <w:rFonts w:hint="eastAsia"/>
-        </w:rPr>
-        <w:t>整个弹窗的</w:t>
-      </w:r>
-      <w:proofErr w:type="gramEnd"/>
-      <w:r>
-        <w:rPr>
-          <w:rFonts w:hint="eastAsia"/>
-        </w:rPr>
-        <w:t xml:space="preserve">大小为1935px *1125px </w:t>
-      </w:r>
-      <w:proofErr w:type="gramStart"/>
-      <w:r>
-        <w:rPr>
-          <w:rFonts w:hint="eastAsia"/>
-        </w:rPr>
-        <w:t>弹窗背景</w:t>
-      </w:r>
-      <w:proofErr w:type="gramEnd"/>
-      <w:r>
-        <w:rPr>
-          <w:rFonts w:hint="eastAsia"/>
-        </w:rPr>
-        <w:t>颜色为 #</w:t>
+      <w:r>
+        <w:rPr>
+          <w:rFonts w:hint="eastAsia"/>
+        </w:rPr>
+        <w:t>整个弹窗的大小为1935px *1125px 弹窗背景颜色为 #</w:t>
       </w:r>
       <w:r>
         <w:rPr>
@@ -476,49 +378,17 @@
         <w:rPr>
           <w:rFonts w:hint="eastAsia"/>
         </w:rPr>
-        <w:t>，若没有单独说明，</w:t>
-      </w:r>
-      <w:proofErr w:type="gramStart"/>
-      <w:r>
-        <w:rPr>
-          <w:rFonts w:hint="eastAsia"/>
-        </w:rPr>
-        <w:t>所有所有</w:t>
-      </w:r>
-      <w:proofErr w:type="gramEnd"/>
-      <w:r>
-        <w:rPr>
-          <w:rFonts w:hint="eastAsia"/>
-        </w:rPr>
-        <w:t>字体都用</w:t>
-      </w:r>
-      <w:proofErr w:type="gramStart"/>
+        <w:t>，若没有单独说明，所有所有字体都用</w:t>
+      </w:r>
       <w:r>
         <w:t>”</w:t>
       </w:r>
-      <w:proofErr w:type="spellStart"/>
-      <w:proofErr w:type="gramEnd"/>
-      <w:r>
-        <w:rPr>
-          <w:rFonts w:hint="eastAsia"/>
-        </w:rPr>
-        <w:t>Exera</w:t>
-      </w:r>
-      <w:proofErr w:type="spellEnd"/>
-      <w:r>
-        <w:rPr>
-          <w:rFonts w:hint="eastAsia"/>
-        </w:rPr>
-        <w:t xml:space="preserve"> Bold </w:t>
-      </w:r>
-      <w:proofErr w:type="spellStart"/>
-      <w:r>
-        <w:rPr>
-          <w:rFonts w:hint="eastAsia"/>
-        </w:rPr>
-        <w:t>Ltalic</w:t>
-      </w:r>
-      <w:proofErr w:type="spellEnd"/>
+      <w:r>
+        <w:rPr>
+          <w:rFonts w:hint="eastAsia"/>
+        </w:rPr>
+        <w:t>Exera Bold Ltalic</w:t>
+      </w:r>
     </w:p>
     <w:p>
       <w:pPr>
@@ -544,21 +414,7 @@
         <w:rPr>
           <w:rFonts w:hint="eastAsia"/>
         </w:rPr>
-        <w:t>是</w:t>
-      </w:r>
-      <w:proofErr w:type="gramStart"/>
-      <w:r>
-        <w:rPr>
-          <w:rFonts w:hint="eastAsia"/>
-        </w:rPr>
-        <w:t>倍速显示</w:t>
-      </w:r>
-      <w:proofErr w:type="gramEnd"/>
-      <w:r>
-        <w:rPr>
-          <w:rFonts w:hint="eastAsia"/>
-        </w:rPr>
-        <w:t>和切换，按右边的箭头会加快时间，按钮左边的箭头为减慢时间，时间倍率有：0x,1x,2x,5x,10x</w:t>
+        <w:t>是倍速显示和切换，按右边的箭头会加快时间，按钮左边的箭头为减慢时间，时间倍率有：0x,1x,2x,5x,10x</w:t>
       </w:r>
       <w:r>
         <w:rPr>
@@ -642,21 +498,7 @@
         <w:rPr>
           <w:rFonts w:hint="eastAsia"/>
         </w:rPr>
-        <w:t>圆角大小说明：</w:t>
-      </w:r>
-      <w:proofErr w:type="gramStart"/>
-      <w:r>
-        <w:rPr>
-          <w:rFonts w:hint="eastAsia"/>
-        </w:rPr>
-        <w:t>弹窗本体</w:t>
-      </w:r>
-      <w:proofErr w:type="gramEnd"/>
-      <w:r>
-        <w:rPr>
-          <w:rFonts w:hint="eastAsia"/>
-        </w:rPr>
-        <w:t>的蓝色部分的圆角是154px，中间不同组件的白色底的圆</w:t>
+        <w:t>圆角大小说明：弹窗本体的蓝色部分的圆角是154px，中间不同组件的白色底的圆</w:t>
       </w:r>
       <w:r>
         <w:rPr>
